--- a/docs/2-requirements.docx
+++ b/docs/2-requirements.docx
@@ -1077,12 +1077,7 @@
         <w:jc w:val="left"/>
       </w:pPr>
       <w:r>
-        <w:rPr>
-          <w:rFonts w:ascii="Times New Roman" w:hAnsi="Times New Roman" w:cs="Times New Roman"/>
-          <w:b w:val="0"/>
-          <w:sz w:val="28"/>
-        </w:rPr>
-        <w:t>16. Покупатель должен иметь возможность оформить заявку на заказ, указав имя, телефон или e-mail, адрес доставки или вариант самовывоза и комментарий к заказу.</w:t>
+        <w:t>16. Покупатель должен иметь возможность оформить заявку на заказ, указав имя, обязательный номер телефона, e-mail при наличии, адрес доставки или вариант самовывоза и комментарий.</w:t>
       </w:r>
     </w:p>
     <w:p>
@@ -1161,12 +1156,7 @@
         <w:jc w:val="left"/>
       </w:pPr>
       <w:r>
-        <w:rPr>
-          <w:rFonts w:ascii="Times New Roman" w:hAnsi="Times New Roman" w:cs="Times New Roman"/>
-          <w:b w:val="0"/>
-          <w:sz w:val="28"/>
-        </w:rPr>
-        <w:t>22. Менеджер магазина должен иметь возможность изменить статус заявки: новая, в обработке, подтверждена, выполнена или отменена.</w:t>
+        <w:t>22. Менеджер магазина должен иметь возможность изменить статус заявки: «новая», «в обработке», «требует уточнения», «подтверждена», «выполнена» или «отменена».</w:t>
       </w:r>
     </w:p>
     <w:p>

--- a/docs/2-requirements.docx
+++ b/docs/2-requirements.docx
@@ -895,12 +895,7 @@
         <w:jc w:val="left"/>
       </w:pPr>
       <w:r>
-        <w:rPr>
-          <w:rFonts w:ascii="Times New Roman" w:hAnsi="Times New Roman" w:cs="Times New Roman"/>
-          <w:b w:val="0"/>
-          <w:sz w:val="28"/>
-        </w:rPr>
-        <w:t>3. Покупатель должен иметь возможность зарегистрироваться в системе с указанием логина, пароля и контактных данных.</w:t>
+        <w:t>3. Покупатель должен иметь возможность зарегистрироваться в системе с указанием логина, пароля, имени и обязательного e-mail.</w:t>
       </w:r>
     </w:p>
     <w:p>
@@ -1165,12 +1160,7 @@
         <w:jc w:val="left"/>
       </w:pPr>
       <w:r>
-        <w:rPr>
-          <w:rFonts w:ascii="Times New Roman" w:hAnsi="Times New Roman" w:cs="Times New Roman"/>
-          <w:b w:val="0"/>
-          <w:sz w:val="28"/>
-        </w:rPr>
-        <w:t>23. Менеджер магазина должен иметь возможность оставить внутренний комментарий к заявке для фиксации результатов связи с покупателем.</w:t>
+        <w:t>23. Менеджер магазина должен иметь возможность оставить внутренний комментарий по обработке заявки и отдельное сообщение покупателю. Внутренний комментарий виден только персоналу; сообщение покупателю отображается в его заказе.</w:t>
       </w:r>
     </w:p>
     <w:p>
